--- a/files/cv.docx
+++ b/files/cv.docx
@@ -215,31 +215,7 @@
           <w:sz w:val="18"/>
           <w:szCs w:val="18"/>
         </w:rPr>
-        <w:t xml:space="preserve"> Baldwin, Gerard Padro </w:t>
-      </w:r>
-      <w:proofErr w:type="spellStart"/>
-      <w:r>
-        <w:rPr>
-          <w:rFonts w:ascii="YaleNew" w:eastAsia="Times New Roman" w:hAnsi="YaleNew"/>
-          <w:i/>
-          <w:iCs/>
-          <w:color w:val="494E52"/>
-          <w:sz w:val="18"/>
-          <w:szCs w:val="18"/>
-        </w:rPr>
-        <w:t>i</w:t>
-      </w:r>
-      <w:proofErr w:type="spellEnd"/>
-      <w:r>
-        <w:rPr>
-          <w:rFonts w:ascii="YaleNew" w:eastAsia="Times New Roman" w:hAnsi="YaleNew"/>
-          <w:i/>
-          <w:iCs/>
-          <w:color w:val="494E52"/>
-          <w:sz w:val="18"/>
-          <w:szCs w:val="18"/>
-        </w:rPr>
-        <w:t xml:space="preserve"> Miquel, Sarah Bush</w:t>
+        <w:t xml:space="preserve"> Baldwin, Gerard Padro i Miquel, Sarah Bush</w:t>
       </w:r>
     </w:p>
     <w:p>
@@ -730,27 +706,7 @@
           <w:sz w:val="18"/>
           <w:szCs w:val="18"/>
         </w:rPr>
-        <w:t> </w:t>
-      </w:r>
-      <w:proofErr w:type="spellStart"/>
-      <w:r>
-        <w:rPr>
-          <w:rFonts w:ascii="YaleNew" w:eastAsia="Times New Roman" w:hAnsi="YaleNew"/>
-          <w:color w:val="494E52"/>
-          <w:sz w:val="18"/>
-          <w:szCs w:val="18"/>
-        </w:rPr>
-        <w:t>Matfess</w:t>
-      </w:r>
-      <w:proofErr w:type="spellEnd"/>
-      <w:r>
-        <w:rPr>
-          <w:rFonts w:ascii="YaleNew" w:eastAsia="Times New Roman" w:hAnsi="YaleNew"/>
-          <w:color w:val="494E52"/>
-          <w:sz w:val="18"/>
-          <w:szCs w:val="18"/>
-        </w:rPr>
-        <w:t>, Hilary, and Travis B. Curtice. 2021. “Opportunistic Repression: Patterns of civilian targeting by the state in response to COVID-19.” </w:t>
+        <w:t> Matfess, Hilary, and Travis B. Curtice. 2021. “Opportunistic Repression: Patterns of civilian targeting by the state in response to COVID-19.” </w:t>
       </w:r>
       <w:r>
         <w:rPr>
@@ -1158,25 +1114,7 @@
           <w:sz w:val="18"/>
           <w:szCs w:val="18"/>
         </w:rPr>
-        <w:t>PEIO Stockholm (2024)</w:t>
-      </w:r>
-      <w:r>
-        <w:rPr>
-          <w:rFonts w:ascii="YaleNew" w:eastAsia="Times New Roman" w:hAnsi="YaleNew"/>
-          <w:color w:val="494E52"/>
-          <w:sz w:val="18"/>
-          <w:szCs w:val="18"/>
-        </w:rPr>
-        <w:t xml:space="preserve"> [pending]</w:t>
-      </w:r>
-      <w:r>
-        <w:rPr>
-          <w:rFonts w:ascii="YaleNew" w:eastAsia="Times New Roman" w:hAnsi="YaleNew"/>
-          <w:color w:val="494E52"/>
-          <w:sz w:val="18"/>
-          <w:szCs w:val="18"/>
-        </w:rPr>
-        <w:t>, APSA (2024) [pending]</w:t>
+        <w:t>PEIO Stockholm (2024), APSA (2024) [pending]</w:t>
       </w:r>
     </w:p>
     <w:p>
@@ -1523,25 +1461,14 @@
         </w:rPr>
         <w:t xml:space="preserve">Presented at </w:t>
       </w:r>
-      <w:proofErr w:type="spellStart"/>
-      <w:r>
-        <w:rPr>
-          <w:rFonts w:ascii="YaleNew" w:eastAsia="Times New Roman" w:hAnsi="YaleNew"/>
-          <w:color w:val="494E52"/>
-          <w:sz w:val="18"/>
-          <w:szCs w:val="18"/>
-        </w:rPr>
-        <w:t>HiCN</w:t>
-      </w:r>
-      <w:proofErr w:type="spellEnd"/>
-      <w:r>
-        <w:rPr>
-          <w:rFonts w:ascii="YaleNew" w:eastAsia="Times New Roman" w:hAnsi="YaleNew"/>
-          <w:color w:val="494E52"/>
-          <w:sz w:val="18"/>
-          <w:szCs w:val="18"/>
-        </w:rPr>
-        <w:t xml:space="preserve"> </w:t>
+      <w:r>
+        <w:rPr>
+          <w:rFonts w:ascii="YaleNew" w:eastAsia="Times New Roman" w:hAnsi="YaleNew"/>
+          <w:color w:val="494E52"/>
+          <w:sz w:val="18"/>
+          <w:szCs w:val="18"/>
+        </w:rPr>
+        <w:t xml:space="preserve">HiCN </w:t>
       </w:r>
       <w:r>
         <w:rPr>
@@ -1656,27 +1583,7 @@
           <w:sz w:val="18"/>
           <w:szCs w:val="18"/>
         </w:rPr>
-        <w:t xml:space="preserve"> “The Horror and the Humanity: Review of Samuel </w:t>
-      </w:r>
-      <w:proofErr w:type="spellStart"/>
-      <w:r>
-        <w:rPr>
-          <w:rFonts w:ascii="YaleNew" w:eastAsia="Times New Roman" w:hAnsi="YaleNew"/>
-          <w:color w:val="494E52"/>
-          <w:sz w:val="18"/>
-          <w:szCs w:val="18"/>
-        </w:rPr>
-        <w:t>Moyn’s</w:t>
-      </w:r>
-      <w:proofErr w:type="spellEnd"/>
-      <w:r>
-        <w:rPr>
-          <w:rFonts w:ascii="YaleNew" w:eastAsia="Times New Roman" w:hAnsi="YaleNew"/>
-          <w:color w:val="494E52"/>
-          <w:sz w:val="18"/>
-          <w:szCs w:val="18"/>
-        </w:rPr>
-        <w:t xml:space="preserve"> Humane.” </w:t>
+        <w:t> “The Horror and the Humanity: Review of Samuel Moyn’s Humane.” </w:t>
       </w:r>
       <w:r>
         <w:rPr>
@@ -1742,27 +1649,7 @@
           <w:sz w:val="18"/>
           <w:szCs w:val="18"/>
         </w:rPr>
-        <w:t xml:space="preserve"> “Anti-Interventionism Isn’t Enough </w:t>
-      </w:r>
-      <w:proofErr w:type="gramStart"/>
-      <w:r>
-        <w:rPr>
-          <w:rFonts w:ascii="YaleNew" w:eastAsia="Times New Roman" w:hAnsi="YaleNew"/>
-          <w:color w:val="494E52"/>
-          <w:sz w:val="18"/>
-          <w:szCs w:val="18"/>
-        </w:rPr>
-        <w:t>For</w:t>
-      </w:r>
-      <w:proofErr w:type="gramEnd"/>
-      <w:r>
-        <w:rPr>
-          <w:rFonts w:ascii="YaleNew" w:eastAsia="Times New Roman" w:hAnsi="YaleNew"/>
-          <w:color w:val="494E52"/>
-          <w:sz w:val="18"/>
-          <w:szCs w:val="18"/>
-        </w:rPr>
-        <w:t xml:space="preserve"> Left Foreign Policy.” </w:t>
+        <w:t> “Anti-Interventionism Isn’t Enough For Left Foreign Policy.” </w:t>
       </w:r>
       <w:r>
         <w:rPr>
@@ -1863,27 +1750,7 @@
           <w:sz w:val="18"/>
           <w:szCs w:val="18"/>
         </w:rPr>
-        <w:t xml:space="preserve">“To Understand Global Conflict, Start </w:t>
-      </w:r>
-      <w:proofErr w:type="gramStart"/>
-      <w:r>
-        <w:rPr>
-          <w:rFonts w:ascii="YaleNew" w:eastAsia="Times New Roman" w:hAnsi="YaleNew"/>
-          <w:color w:val="494E52"/>
-          <w:sz w:val="18"/>
-          <w:szCs w:val="18"/>
-        </w:rPr>
-        <w:t>With</w:t>
-      </w:r>
-      <w:proofErr w:type="gramEnd"/>
-      <w:r>
-        <w:rPr>
-          <w:rFonts w:ascii="YaleNew" w:eastAsia="Times New Roman" w:hAnsi="YaleNew"/>
-          <w:color w:val="494E52"/>
-          <w:sz w:val="18"/>
-          <w:szCs w:val="18"/>
-        </w:rPr>
-        <w:t xml:space="preserve"> a Map.” February 18, 2022.</w:t>
+        <w:t>“To Understand Global Conflict, Start With a Map.” February 18, 2022.</w:t>
       </w:r>
     </w:p>
     <w:p>
@@ -1935,27 +1802,7 @@
           <w:sz w:val="18"/>
           <w:szCs w:val="18"/>
         </w:rPr>
-        <w:t xml:space="preserve">“The West’s Border Closure Reflex Comes </w:t>
-      </w:r>
-      <w:proofErr w:type="gramStart"/>
-      <w:r>
-        <w:rPr>
-          <w:rFonts w:ascii="YaleNew" w:eastAsia="Times New Roman" w:hAnsi="YaleNew"/>
-          <w:color w:val="494E52"/>
-          <w:sz w:val="18"/>
-          <w:szCs w:val="18"/>
-        </w:rPr>
-        <w:t>With</w:t>
-      </w:r>
-      <w:proofErr w:type="gramEnd"/>
-      <w:r>
-        <w:rPr>
-          <w:rFonts w:ascii="YaleNew" w:eastAsia="Times New Roman" w:hAnsi="YaleNew"/>
-          <w:color w:val="494E52"/>
-          <w:sz w:val="18"/>
-          <w:szCs w:val="18"/>
-        </w:rPr>
-        <w:t xml:space="preserve"> a Cost.” December 3, 2021.</w:t>
+        <w:t>“The West’s Border Closure Reflex Comes With a Cost.” December 3, 2021.</w:t>
       </w:r>
     </w:p>
     <w:p>
@@ -2038,27 +1885,7 @@
           <w:sz w:val="18"/>
           <w:szCs w:val="18"/>
         </w:rPr>
-        <w:t xml:space="preserve">, Hilary </w:t>
-      </w:r>
-      <w:proofErr w:type="spellStart"/>
-      <w:r>
-        <w:rPr>
-          <w:rFonts w:ascii="YaleNew" w:eastAsia="Times New Roman" w:hAnsi="YaleNew"/>
-          <w:color w:val="494E52"/>
-          <w:sz w:val="18"/>
-          <w:szCs w:val="18"/>
-        </w:rPr>
-        <w:t>Matfess</w:t>
-      </w:r>
-      <w:proofErr w:type="spellEnd"/>
-      <w:r>
-        <w:rPr>
-          <w:rFonts w:ascii="YaleNew" w:eastAsia="Times New Roman" w:hAnsi="YaleNew"/>
-          <w:color w:val="494E52"/>
-          <w:sz w:val="18"/>
-          <w:szCs w:val="18"/>
-        </w:rPr>
-        <w:t>, and Travis B. Curtice. “Autocratic governments are using coronavirus as a pretext to clamp down on opponents.” </w:t>
+        <w:t>, Hilary Matfess, and Travis B. Curtice. “Autocratic governments are using coronavirus as a pretext to clamp down on opponents.” </w:t>
       </w:r>
       <w:r>
         <w:rPr>
@@ -2237,27 +2064,7 @@
           <w:sz w:val="18"/>
           <w:szCs w:val="18"/>
         </w:rPr>
-        <w:t xml:space="preserve">“‘Terribly and Terrifyingly Normal’: Political Violence Targeting Women.” With Roudabeh Kishi and Hilary </w:t>
-      </w:r>
-      <w:proofErr w:type="spellStart"/>
-      <w:r>
-        <w:rPr>
-          <w:rFonts w:ascii="YaleNew" w:eastAsia="Times New Roman" w:hAnsi="YaleNew"/>
-          <w:color w:val="494E52"/>
-          <w:sz w:val="18"/>
-          <w:szCs w:val="18"/>
-        </w:rPr>
-        <w:t>Matfess</w:t>
-      </w:r>
-      <w:proofErr w:type="spellEnd"/>
-      <w:r>
-        <w:rPr>
-          <w:rFonts w:ascii="YaleNew" w:eastAsia="Times New Roman" w:hAnsi="YaleNew"/>
-          <w:color w:val="494E52"/>
-          <w:sz w:val="18"/>
-          <w:szCs w:val="18"/>
-        </w:rPr>
-        <w:t>. May 29, 2019</w:t>
+        <w:t>“‘Terribly and Terrifyingly Normal’: Political Violence Targeting Women.” With Roudabeh Kishi and Hilary Matfess. May 29, 2019</w:t>
       </w:r>
     </w:p>
     <w:p>
@@ -2783,29 +2590,16 @@
         </w:rPr>
         <w:t>2018 | Postgraduate scholarship from </w:t>
       </w:r>
-      <w:proofErr w:type="spellStart"/>
-      <w:r>
-        <w:rPr>
-          <w:rFonts w:ascii="YaleNew" w:eastAsia="Times New Roman" w:hAnsi="YaleNew"/>
-          <w:b/>
-          <w:bCs/>
-          <w:color w:val="494E52"/>
-          <w:sz w:val="18"/>
-          <w:szCs w:val="18"/>
-        </w:rPr>
-        <w:t>Chizel</w:t>
-      </w:r>
-      <w:proofErr w:type="spellEnd"/>
-      <w:r>
-        <w:rPr>
-          <w:rFonts w:ascii="YaleNew" w:eastAsia="Times New Roman" w:hAnsi="YaleNew"/>
-          <w:b/>
-          <w:bCs/>
-          <w:color w:val="494E52"/>
-          <w:sz w:val="18"/>
-          <w:szCs w:val="18"/>
-        </w:rPr>
-        <w:t xml:space="preserve"> Education Foundation Trust Award</w:t>
+      <w:r>
+        <w:rPr>
+          <w:rFonts w:ascii="YaleNew" w:eastAsia="Times New Roman" w:hAnsi="YaleNew"/>
+          <w:b/>
+          <w:bCs/>
+          <w:color w:val="494E52"/>
+          <w:sz w:val="18"/>
+          <w:szCs w:val="18"/>
+        </w:rPr>
+        <w:t>Chizel Education Foundation Trust Award</w:t>
       </w:r>
     </w:p>
     <w:p>
@@ -3283,15 +3077,6 @@
         </w:rPr>
         <w:t>PEIO Stockholm</w:t>
       </w:r>
-      <w:r>
-        <w:rPr>
-          <w:rFonts w:ascii="YaleNew" w:eastAsia="Times New Roman" w:hAnsi="YaleNew"/>
-          <w:color w:val="494E52"/>
-          <w:sz w:val="18"/>
-          <w:szCs w:val="18"/>
-        </w:rPr>
-        <w:t xml:space="preserve"> [pending]</w:t>
-      </w:r>
     </w:p>
     <w:p>
       <w:pPr>
@@ -3499,31 +3284,7 @@
           <w:sz w:val="18"/>
           <w:szCs w:val="18"/>
         </w:rPr>
-        <w:t>ouseholds in Conflict Network (</w:t>
-      </w:r>
-      <w:proofErr w:type="spellStart"/>
-      <w:r>
-        <w:rPr>
-          <w:rFonts w:ascii="YaleNew" w:eastAsia="Times New Roman" w:hAnsi="YaleNew"/>
-          <w:b/>
-          <w:bCs/>
-          <w:color w:val="494E52"/>
-          <w:sz w:val="18"/>
-          <w:szCs w:val="18"/>
-        </w:rPr>
-        <w:t>HiCN</w:t>
-      </w:r>
-      <w:proofErr w:type="spellEnd"/>
-      <w:r>
-        <w:rPr>
-          <w:rFonts w:ascii="YaleNew" w:eastAsia="Times New Roman" w:hAnsi="YaleNew"/>
-          <w:b/>
-          <w:bCs/>
-          <w:color w:val="494E52"/>
-          <w:sz w:val="18"/>
-          <w:szCs w:val="18"/>
-        </w:rPr>
-        <w:t>)</w:t>
+        <w:t>ouseholds in Conflict Network (HiCN)</w:t>
       </w:r>
       <w:r>
         <w:rPr>
@@ -3942,17 +3703,7 @@
           <w:sz w:val="18"/>
           <w:szCs w:val="18"/>
         </w:rPr>
-        <w:t xml:space="preserve"> </w:t>
-      </w:r>
-      <w:proofErr w:type="gramStart"/>
-      <w:r>
-        <w:rPr>
-          <w:rFonts w:ascii="YaleNew" w:eastAsia="Times New Roman" w:hAnsi="YaleNew"/>
-          <w:color w:val="494E52"/>
-          <w:sz w:val="18"/>
-          <w:szCs w:val="18"/>
-        </w:rPr>
-        <w:t>2024</w:t>
+        <w:t xml:space="preserve"> 2024</w:t>
       </w:r>
       <w:r>
         <w:rPr>
@@ -3963,7 +3714,6 @@
         </w:rPr>
         <w:t xml:space="preserve"> )</w:t>
       </w:r>
-      <w:proofErr w:type="gramEnd"/>
     </w:p>
     <w:p>
       <w:pPr>
